--- a/data/modelos/conformidad_tercero.docx
+++ b/data/modelos/conformidad_tercero.docx
@@ -167,7 +167,7 @@
           <w:sz w:val="24"/>
           <w:szCs w:val="24"/>
         </w:rPr>
-        <w:t>27 de febrero de 2026</w:t>
+        <w:t>29 de marzo de 2026</w:t>
       </w:r>
       <w:r>
         <w:rPr>
@@ -236,7 +236,6 @@
         </w:rPr>
         <w:t xml:space="preserve"> de que </w:t>
       </w:r>
-      <w:proofErr w:type="spellStart"/>
       <w:r>
         <w:rPr>
           <w:rFonts w:ascii="Garamond" w:hAnsi="Garamond" w:cs="Arial"/>
@@ -255,7 +254,6 @@
         </w:rPr>
         <w:t>_docente</w:t>
       </w:r>
-      <w:proofErr w:type="spellEnd"/>
       <w:r>
         <w:rPr>
           <w:rFonts w:ascii="Garamond" w:hAnsi="Garamond" w:cs="Arial"/>
@@ -319,7 +317,6 @@
         </w:rPr>
         <w:t xml:space="preserve">, ha realizado satisfactoriamente el </w:t>
       </w:r>
-      <w:proofErr w:type="spellStart"/>
       <w:r>
         <w:rPr>
           <w:rFonts w:ascii="Garamond" w:hAnsi="Garamond" w:cs="Arial"/>
@@ -329,7 +326,6 @@
         </w:rPr>
         <w:t>descripcion_cursos</w:t>
       </w:r>
-      <w:proofErr w:type="spellEnd"/>
       <w:r>
         <w:rPr>
           <w:rFonts w:ascii="Garamond" w:hAnsi="Garamond" w:cs="Arial"/>
@@ -447,25 +443,14 @@
         </w:rPr>
         <w:t xml:space="preserve"> de </w:t>
       </w:r>
-      <w:proofErr w:type="spellStart"/>
-      <w:r>
-        <w:rPr>
-          <w:rFonts w:ascii="Garamond" w:hAnsi="Garamond" w:cs="Arial"/>
-          <w:spacing w:val="1"/>
-          <w:sz w:val="24"/>
-          <w:szCs w:val="24"/>
-        </w:rPr>
-        <w:t>monto_subtotal</w:t>
-      </w:r>
-      <w:proofErr w:type="spellEnd"/>
-      <w:r>
-        <w:rPr>
-          <w:rFonts w:ascii="Garamond" w:hAnsi="Garamond" w:cs="Arial"/>
-          <w:spacing w:val="1"/>
-          <w:sz w:val="24"/>
-          <w:szCs w:val="24"/>
-        </w:rPr>
-        <w:t>,</w:t>
+      <w:r>
+        <w:rPr>
+          <w:rFonts w:ascii="Garamond" w:hAnsi="Garamond" w:cs="Arial"/>
+          <w:spacing w:val="1"/>
+          <w:sz w:val="24"/>
+          <w:szCs w:val="24"/>
+        </w:rPr>
+        <w:t>monto_subtotal,</w:t>
       </w:r>
       <w:r>
         <w:rPr>
@@ -476,7 +461,6 @@
         </w:rPr>
         <w:t xml:space="preserve"> monto por hora: </w:t>
       </w:r>
-      <w:proofErr w:type="spellStart"/>
       <w:r>
         <w:rPr>
           <w:rFonts w:ascii="Garamond" w:hAnsi="Garamond" w:cs="Arial"/>
@@ -486,7 +470,6 @@
         </w:rPr>
         <w:t>monto_hora</w:t>
       </w:r>
-      <w:proofErr w:type="spellEnd"/>
       <w:r>
         <w:rPr>
           <w:rFonts w:ascii="Garamond" w:hAnsi="Garamond" w:cs="Arial"/>
@@ -628,54 +611,6 @@
         </w:rPr>
         <w:t>Director Ejecutivo del Centro de Idiomas de la UNMSM</w:t>
       </w:r>
-    </w:p>
-    <w:p>
-      <w:pPr>
-        <w:pStyle w:val="Textoindependiente"/>
-        <w:spacing w:line="360" w:lineRule="auto"/>
-        <w:rPr>
-          <w:rFonts w:ascii="Garamond" w:hAnsi="Garamond"/>
-          <w:b/>
-          <w:sz w:val="24"/>
-          <w:szCs w:val="24"/>
-        </w:rPr>
-      </w:pPr>
-    </w:p>
-    <w:p>
-      <w:pPr>
-        <w:pStyle w:val="Textoindependiente"/>
-        <w:spacing w:line="360" w:lineRule="auto"/>
-        <w:rPr>
-          <w:rFonts w:ascii="Garamond" w:hAnsi="Garamond"/>
-          <w:b/>
-          <w:sz w:val="24"/>
-          <w:szCs w:val="24"/>
-        </w:rPr>
-      </w:pPr>
-    </w:p>
-    <w:p>
-      <w:pPr>
-        <w:pStyle w:val="Textoindependiente"/>
-        <w:spacing w:line="360" w:lineRule="auto"/>
-        <w:rPr>
-          <w:rFonts w:ascii="Garamond" w:hAnsi="Garamond"/>
-          <w:b/>
-          <w:sz w:val="24"/>
-          <w:szCs w:val="24"/>
-        </w:rPr>
-      </w:pPr>
-    </w:p>
-    <w:p>
-      <w:pPr>
-        <w:pStyle w:val="Textoindependiente"/>
-        <w:spacing w:line="360" w:lineRule="auto"/>
-        <w:rPr>
-          <w:rFonts w:ascii="Garamond" w:hAnsi="Garamond"/>
-          <w:b/>
-          <w:sz w:val="24"/>
-          <w:szCs w:val="24"/>
-        </w:rPr>
-      </w:pPr>
     </w:p>
     <w:sectPr>
       <w:headerReference w:type="default" r:id="rId6"/>
